--- a/Recorded Classes Link.docx
+++ b/Recorded Classes Link.docx
@@ -541,63 +541,165 @@
                 <w:szCs w:val="24"/>
               </w:rPr>
             </w:pPr>
-          </w:p>
-        </w:tc>
-        <w:tc>
-          <w:tcPr>
-            <w:tcW w:w="3707" w:type="dxa"/>
-          </w:tcPr>
-          <w:p>
-            <w:pPr>
-              <w:rPr>
-                <w:rFonts w:ascii="Times New Roman" w:hAnsi="Times New Roman" w:cs="Times New Roman"/>
-                <w:sz w:val="24"/>
-                <w:szCs w:val="24"/>
-              </w:rPr>
-            </w:pPr>
-          </w:p>
-        </w:tc>
-        <w:tc>
-          <w:tcPr>
-            <w:tcW w:w="5365" w:type="dxa"/>
-          </w:tcPr>
-          <w:p/>
-        </w:tc>
-      </w:tr>
-      <w:tr>
-        <w:tc>
-          <w:tcPr>
-            <w:tcW w:w="1135" w:type="dxa"/>
-          </w:tcPr>
-          <w:p>
-            <w:pPr>
-              <w:rPr>
-                <w:rFonts w:ascii="Times New Roman" w:hAnsi="Times New Roman" w:cs="Times New Roman"/>
-                <w:sz w:val="24"/>
-                <w:szCs w:val="24"/>
-              </w:rPr>
-            </w:pPr>
-          </w:p>
-        </w:tc>
-        <w:tc>
-          <w:tcPr>
-            <w:tcW w:w="3707" w:type="dxa"/>
-          </w:tcPr>
-          <w:p>
-            <w:pPr>
-              <w:rPr>
-                <w:rFonts w:ascii="Times New Roman" w:hAnsi="Times New Roman" w:cs="Times New Roman"/>
-                <w:sz w:val="24"/>
-                <w:szCs w:val="24"/>
-              </w:rPr>
-            </w:pPr>
-          </w:p>
-        </w:tc>
-        <w:tc>
-          <w:tcPr>
-            <w:tcW w:w="5365" w:type="dxa"/>
-          </w:tcPr>
-          <w:p/>
+            <w:r>
+              <w:rPr>
+                <w:rFonts w:ascii="Times New Roman" w:hAnsi="Times New Roman" w:cs="Times New Roman"/>
+                <w:sz w:val="24"/>
+                <w:szCs w:val="24"/>
+              </w:rPr>
+              <w:t>14</w:t>
+            </w:r>
+            <w:r>
+              <w:rPr>
+                <w:rFonts w:ascii="Times New Roman" w:hAnsi="Times New Roman" w:cs="Times New Roman"/>
+                <w:sz w:val="24"/>
+                <w:szCs w:val="24"/>
+                <w:vertAlign w:val="superscript"/>
+              </w:rPr>
+              <w:t>th</w:t>
+            </w:r>
+            <w:r>
+              <w:rPr>
+                <w:rFonts w:ascii="Times New Roman" w:hAnsi="Times New Roman" w:cs="Times New Roman"/>
+                <w:sz w:val="24"/>
+                <w:szCs w:val="24"/>
+              </w:rPr>
+              <w:t xml:space="preserve"> </w:t>
+            </w:r>
+            <w:r>
+              <w:rPr>
+                <w:rFonts w:ascii="Times New Roman" w:hAnsi="Times New Roman" w:cs="Times New Roman"/>
+                <w:sz w:val="24"/>
+                <w:szCs w:val="24"/>
+              </w:rPr>
+              <w:t>Sept</w:t>
+            </w:r>
+          </w:p>
+        </w:tc>
+        <w:tc>
+          <w:tcPr>
+            <w:tcW w:w="3707" w:type="dxa"/>
+          </w:tcPr>
+          <w:p>
+            <w:pPr>
+              <w:rPr>
+                <w:rFonts w:ascii="Times New Roman" w:hAnsi="Times New Roman" w:cs="Times New Roman"/>
+                <w:sz w:val="24"/>
+                <w:szCs w:val="24"/>
+              </w:rPr>
+            </w:pPr>
+            <w:r>
+              <w:rPr>
+                <w:rFonts w:ascii="Times New Roman" w:hAnsi="Times New Roman" w:cs="Times New Roman"/>
+                <w:color w:val="0D0D0D"/>
+                <w:sz w:val="24"/>
+                <w:szCs w:val="24"/>
+                <w:shd w:val="clear" w:color="auto" w:fill="FFFFFF"/>
+              </w:rPr>
+              <w:t>Combinator | Box-Model | Positions</w:t>
+            </w:r>
+          </w:p>
+        </w:tc>
+        <w:tc>
+          <w:tcPr>
+            <w:tcW w:w="5365" w:type="dxa"/>
+          </w:tcPr>
+          <w:p>
+            <w:hyperlink r:id="rId12" w:history="1">
+              <w:r>
+                <w:rPr>
+                  <w:rStyle w:val="Hyperlink"/>
+                </w:rPr>
+                <w:t>https://www.youtube.com/watch?v=gNlCkf5BmTo</w:t>
+              </w:r>
+            </w:hyperlink>
+          </w:p>
+        </w:tc>
+      </w:tr>
+      <w:tr>
+        <w:tc>
+          <w:tcPr>
+            <w:tcW w:w="1135" w:type="dxa"/>
+          </w:tcPr>
+          <w:p>
+            <w:pPr>
+              <w:rPr>
+                <w:rFonts w:ascii="Times New Roman" w:hAnsi="Times New Roman" w:cs="Times New Roman"/>
+                <w:sz w:val="24"/>
+                <w:szCs w:val="24"/>
+                <w:vertAlign w:val="superscript"/>
+              </w:rPr>
+            </w:pPr>
+            <w:r>
+              <w:rPr>
+                <w:rFonts w:ascii="Times New Roman" w:hAnsi="Times New Roman" w:cs="Times New Roman"/>
+                <w:sz w:val="24"/>
+                <w:szCs w:val="24"/>
+              </w:rPr>
+              <w:t>16</w:t>
+            </w:r>
+            <w:r>
+              <w:rPr>
+                <w:rFonts w:ascii="Times New Roman" w:hAnsi="Times New Roman" w:cs="Times New Roman"/>
+                <w:sz w:val="24"/>
+                <w:szCs w:val="24"/>
+                <w:vertAlign w:val="superscript"/>
+              </w:rPr>
+              <w:t xml:space="preserve">th </w:t>
+            </w:r>
+            <w:r>
+              <w:rPr>
+                <w:rFonts w:ascii="Times New Roman" w:hAnsi="Times New Roman" w:cs="Times New Roman"/>
+                <w:sz w:val="24"/>
+                <w:szCs w:val="24"/>
+              </w:rPr>
+              <w:t>Sept</w:t>
+            </w:r>
+          </w:p>
+        </w:tc>
+        <w:tc>
+          <w:tcPr>
+            <w:tcW w:w="3707" w:type="dxa"/>
+          </w:tcPr>
+          <w:p>
+            <w:pPr>
+              <w:pStyle w:val="Heading1"/>
+              <w:shd w:val="clear" w:color="auto" w:fill="FFFFFF"/>
+              <w:spacing w:before="0" w:beforeAutospacing="0" w:after="0" w:afterAutospacing="0"/>
+              <w:rPr>
+                <w:b w:val="0"/>
+                <w:bCs w:val="0"/>
+                <w:color w:val="0F0F0F"/>
+                <w:sz w:val="24"/>
+                <w:szCs w:val="24"/>
+              </w:rPr>
+            </w:pPr>
+            <w:r>
+              <w:rPr>
+                <w:b w:val="0"/>
+                <w:bCs w:val="0"/>
+                <w:color w:val="0F0F0F"/>
+                <w:sz w:val="24"/>
+                <w:szCs w:val="24"/>
+              </w:rPr>
+              <w:t>Display Properties | Float | Overflow | Media Queries</w:t>
+            </w:r>
+          </w:p>
+        </w:tc>
+        <w:tc>
+          <w:tcPr>
+            <w:tcW w:w="5365" w:type="dxa"/>
+          </w:tcPr>
+          <w:p>
+            <w:hyperlink r:id="rId13" w:history="1">
+              <w:r>
+                <w:rPr>
+                  <w:rStyle w:val="Hyperlink"/>
+                </w:rPr>
+                <w:t>https://www.youtube.com/watch?v=fV0W1NvwV1w</w:t>
+              </w:r>
+            </w:hyperlink>
+          </w:p>
         </w:tc>
       </w:tr>
       <w:tr>
@@ -2015,7 +2117,7 @@
       </w:pPr>
     </w:p>
     <w:sectPr>
-      <w:headerReference w:type="default" r:id="rId12"/>
+      <w:headerReference w:type="default" r:id="rId14"/>
       <w:pgSz w:w="11906" w:h="16838"/>
       <w:pgMar w:top="1440" w:right="1440" w:bottom="1440" w:left="1440" w:header="708" w:footer="708" w:gutter="0"/>
       <w:cols w:space="708"/>

--- a/Recorded Classes Link.docx
+++ b/Recorded Classes Link.docx
@@ -666,6 +666,7 @@
               <w:pStyle w:val="Heading1"/>
               <w:shd w:val="clear" w:color="auto" w:fill="FFFFFF"/>
               <w:spacing w:before="0" w:beforeAutospacing="0" w:after="0" w:afterAutospacing="0"/>
+              <w:outlineLvl w:val="0"/>
               <w:rPr>
                 <w:b w:val="0"/>
                 <w:bCs w:val="0"/>
@@ -715,27 +716,69 @@
                 <w:szCs w:val="24"/>
               </w:rPr>
             </w:pPr>
-          </w:p>
-        </w:tc>
-        <w:tc>
-          <w:tcPr>
-            <w:tcW w:w="3707" w:type="dxa"/>
-          </w:tcPr>
-          <w:p>
-            <w:pPr>
-              <w:rPr>
-                <w:rFonts w:ascii="Times New Roman" w:hAnsi="Times New Roman" w:cs="Times New Roman"/>
-                <w:sz w:val="24"/>
-                <w:szCs w:val="24"/>
-              </w:rPr>
-            </w:pPr>
-          </w:p>
-        </w:tc>
-        <w:tc>
-          <w:tcPr>
-            <w:tcW w:w="5365" w:type="dxa"/>
-          </w:tcPr>
-          <w:p/>
+            <w:r>
+              <w:rPr>
+                <w:rFonts w:ascii="Times New Roman" w:hAnsi="Times New Roman" w:cs="Times New Roman"/>
+                <w:sz w:val="24"/>
+                <w:szCs w:val="24"/>
+              </w:rPr>
+              <w:t>18</w:t>
+            </w:r>
+            <w:r>
+              <w:rPr>
+                <w:rFonts w:ascii="Times New Roman" w:hAnsi="Times New Roman" w:cs="Times New Roman"/>
+                <w:sz w:val="24"/>
+                <w:szCs w:val="24"/>
+                <w:vertAlign w:val="superscript"/>
+              </w:rPr>
+              <w:t>th</w:t>
+            </w:r>
+            <w:r>
+              <w:rPr>
+                <w:rFonts w:ascii="Times New Roman" w:hAnsi="Times New Roman" w:cs="Times New Roman"/>
+                <w:sz w:val="24"/>
+                <w:szCs w:val="24"/>
+              </w:rPr>
+              <w:t xml:space="preserve"> Sept</w:t>
+            </w:r>
+          </w:p>
+        </w:tc>
+        <w:tc>
+          <w:tcPr>
+            <w:tcW w:w="3707" w:type="dxa"/>
+          </w:tcPr>
+          <w:p>
+            <w:pPr>
+              <w:rPr>
+                <w:rFonts w:ascii="Times New Roman" w:hAnsi="Times New Roman" w:cs="Times New Roman"/>
+                <w:sz w:val="24"/>
+                <w:szCs w:val="24"/>
+              </w:rPr>
+            </w:pPr>
+            <w:r>
+              <w:rPr>
+                <w:rFonts w:ascii="Times New Roman" w:hAnsi="Times New Roman" w:cs="Times New Roman"/>
+                <w:sz w:val="24"/>
+                <w:szCs w:val="24"/>
+              </w:rPr>
+              <w:t>Flex | Grid</w:t>
+            </w:r>
+          </w:p>
+        </w:tc>
+        <w:tc>
+          <w:tcPr>
+            <w:tcW w:w="5365" w:type="dxa"/>
+          </w:tcPr>
+          <w:p>
+            <w:hyperlink r:id="rId14" w:history="1">
+              <w:r>
+                <w:rPr>
+                  <w:rStyle w:val="Hyperlink"/>
+                </w:rPr>
+                <w:t>https://www.youtube.com/watch?v=vGRw-UMFtp4</w:t>
+              </w:r>
+            </w:hyperlink>
+          </w:p>
         </w:tc>
       </w:tr>
       <w:tr>
@@ -2117,7 +2160,7 @@
       </w:pPr>
     </w:p>
     <w:sectPr>
-      <w:headerReference w:type="default" r:id="rId14"/>
+      <w:headerReference w:type="default" r:id="rId15"/>
       <w:pgSz w:w="11906" w:h="16838"/>
       <w:pgMar w:top="1440" w:right="1440" w:bottom="1440" w:left="1440" w:header="708" w:footer="708" w:gutter="0"/>
       <w:cols w:space="708"/>
